--- a/data/revised_2026-10_full/outputs/v2/Biology/SS2.2_Plant_Transport/Biology_Plant_Transport_FinalExplanation.docx
+++ b/data/revised_2026-10_full/outputs/v2/Biology/SS2.2_Plant_Transport/Biology_Plant_Transport_FinalExplanation.docx
@@ -3137,7 +3137,7 @@
         </w:rPr>
         <w:t xml:space="preserve">© 2026 SeaVuria and ARES. This work is licensed under a </w:t>
       </w:r>
-      <w:hyperlink w:history="1" r:id="rId5xwntga4r-ibmswlaha31">
+      <w:hyperlink w:history="1" r:id="rIds7n3nlw0fcp7zrlphb4mm">
         <w:r>
           <w:rPr>
             <w:rFonts w:ascii="Arial" w:cs="Arial" w:eastAsia="Arial" w:hAnsi="Arial"/>
@@ -3157,7 +3157,7 @@
         </w:rPr>
         <w:t xml:space="preserve"> (</w:t>
       </w:r>
-      <w:hyperlink w:history="1" r:id="rIdvlm4mllr1rdmtmtqwsn70">
+      <w:hyperlink w:history="1" r:id="rIdih8jecggmwzgvzaa3is2z">
         <w:r>
           <w:rPr>
             <w:rFonts w:ascii="Arial" w:cs="Arial" w:eastAsia="Arial" w:hAnsi="Arial"/>
@@ -3177,7 +3177,7 @@
         </w:rPr>
         <w:t xml:space="preserve">). To view a copy of this license, visit </w:t>
       </w:r>
-      <w:hyperlink w:history="1" r:id="rIdzn5mhmgiqsawrz56bw0ad">
+      <w:hyperlink w:history="1" r:id="rId7asshoi9iuivtl66jqkxi">
         <w:r>
           <w:rPr>
             <w:rFonts w:ascii="Arial" w:cs="Arial" w:eastAsia="Arial" w:hAnsi="Arial"/>
